--- a/docs/JVee-Crunch-Kitchen-Design.docx
+++ b/docs/JVee-Crunch-Kitchen-Design.docx
@@ -3397,7 +3397,7 @@
                 <w:sz w:val="20"/>
                 <w:szCs w:val="20"/>
               </w:rPr>
-              <w:t xml:space="preserve">White</w:t>
+              <w:t xml:space="preserve">Sage mist</w:t>
             </w:r>
           </w:p>
         </w:tc>
@@ -3425,7 +3425,7 @@
                 <w:sz w:val="20"/>
                 <w:szCs w:val="20"/>
               </w:rPr>
-              <w:t xml:space="preserve">#FFFFFF</w:t>
+              <w:t xml:space="preserve">#EEF2EA (cards #F8FAF5)</w:t>
             </w:r>
           </w:p>
         </w:tc>
@@ -3453,7 +3453,7 @@
                 <w:sz w:val="20"/>
                 <w:szCs w:val="20"/>
               </w:rPr>
-              <w:t xml:space="preserve">Page background</w:t>
+              <w:t xml:space="preserve">Page background on every page, a calm alternative to white; cards and fields use the lighter shade</w:t>
             </w:r>
           </w:p>
         </w:tc>
@@ -4311,7 +4311,7 @@
           <w:sz w:val="22"/>
           <w:szCs w:val="22"/>
         </w:rPr>
-        <w:t xml:space="preserve"> white with a 1.5 px Deep outline.</w:t>
+        <w:t xml:space="preserve"> the light card shade with a 1.5 px Deep outline.</w:t>
       </w:r>
     </w:p>
     <w:p>
